--- a/vkr/рпз/титул.docx
+++ b/vkr/рпз/титул.docx
@@ -285,22 +285,26 @@
     <w:p>
       <w:pPr>
         <w:rPr>
-          <w:b/>
+          <w:color w:val="000000" w:themeColor="text1"/>
         </w:rPr>
       </w:pPr>
       <w:r>
+        <w:rPr>
+          <w:color w:val="000000" w:themeColor="text1"/>
+        </w:rPr>
         <w:t xml:space="preserve">НАПРАВЛЕНИЕ </w:t>
       </w:r>
       <w:proofErr w:type="gramStart"/>
       <w:r>
-        <w:t xml:space="preserve">ПОДГОТОВКИ </w:t>
+        <w:rPr>
+          <w:color w:val="000000" w:themeColor="text1"/>
+        </w:rPr>
+        <w:t xml:space="preserve">ПОДГОТОВКИ  </w:t>
       </w:r>
       <w:r>
-        <w:t xml:space="preserve"> </w:t>
-      </w:r>
-      <w:r>
         <w:rPr>
           <w:b/>
+          <w:color w:val="000000" w:themeColor="text1"/>
         </w:rPr>
         <w:t>09.03.01</w:t>
       </w:r>
@@ -308,38 +312,9 @@
       <w:r>
         <w:rPr>
           <w:b/>
-        </w:rPr>
-        <w:t>/</w:t>
-      </w:r>
-      <w:r>
-        <w:rPr>
-          <w:b/>
-        </w:rPr>
-        <w:t>03</w:t>
-      </w:r>
-      <w:r>
-        <w:rPr>
-          <w:b/>
-        </w:rPr>
-        <w:t xml:space="preserve"> </w:t>
-      </w:r>
-      <w:r>
-        <w:rPr>
-          <w:b/>
-        </w:rPr>
-        <w:t>Вычислительные машины,  к</w:t>
-      </w:r>
-      <w:r>
-        <w:rPr>
-          <w:b/>
-        </w:rPr>
-        <w:t>омплексы</w:t>
-      </w:r>
-      <w:r>
-        <w:rPr>
-          <w:b/>
-        </w:rPr>
-        <w:t xml:space="preserve">, </w:t>
+          <w:color w:val="000000" w:themeColor="text1"/>
+        </w:rPr>
+        <w:t xml:space="preserve">  Информатика и вычислительная техника</w:t>
       </w:r>
     </w:p>
     <w:p>
@@ -348,17 +323,19 @@
           <w:b/>
         </w:rPr>
       </w:pPr>
+      <w:bookmarkStart w:id="0" w:name="_GoBack"/>
+      <w:bookmarkEnd w:id="0"/>
       <w:r>
         <w:rPr>
           <w:b/>
         </w:rPr>
-        <w:t xml:space="preserve">                                                                               системы и сети</w:t>
+        <w:t xml:space="preserve">                                                                               </w:t>
       </w:r>
       <w:r>
         <w:rPr>
           <w:b/>
         </w:rPr>
-        <w:t xml:space="preserve">                    </w:t>
+        <w:t xml:space="preserve">               </w:t>
       </w:r>
     </w:p>
     <w:p>
@@ -571,8 +548,6 @@
           <w:u w:val="single"/>
         </w:rPr>
       </w:pPr>
-      <w:bookmarkStart w:id="0" w:name="_GoBack"/>
-      <w:bookmarkEnd w:id="0"/>
     </w:p>
     <w:p/>
     <w:p/>
@@ -4030,7 +4005,7 @@
 </file>
 
 <file path=customXml/itemProps1.xml><?xml version="1.0" encoding="utf-8"?>
-<ds:datastoreItem xmlns:ds="http://schemas.openxmlformats.org/officeDocument/2006/customXml" ds:itemID="{F91E39C2-378E-420E-9797-95DD87914487}">
+<ds:datastoreItem xmlns:ds="http://schemas.openxmlformats.org/officeDocument/2006/customXml" ds:itemID="{9DC21F22-10C0-4CFB-A43D-518EEAF4D171}">
   <ds:schemaRefs>
     <ds:schemaRef ds:uri="http://schemas.openxmlformats.org/officeDocument/2006/bibliography"/>
   </ds:schemaRefs>
